--- a/MeetingMinutes/2023/Boone/2023-12-28 Minutes - Boone County.docx
+++ b/MeetingMinutes/2023/Boone/2023-12-28 Minutes - Boone County.docx
@@ -6,12 +6,14 @@
       <w:pPr>
         <w:rPr>
           <w:b w:val="1"/>
+          <w:bCs w:val="1"/>
           <w:u w:val="single"/>
         </w:rPr>
       </w:pPr>
       <w:r>
         <w:rPr>
           <w:b w:val="1"/>
+          <w:bCs w:val="1"/>
           <w:rtl w:val="0"/>
         </w:rPr>
         <w:t xml:space="preserve">Minutes - Boone County 10-28-2023</w:t>
@@ -93,11 +95,13 @@
               <w:jc w:val="left"/>
               <w:rPr>
                 <w:b w:val="1"/>
+                <w:bCs w:val="1"/>
               </w:rPr>
             </w:pPr>
             <w:r>
               <w:rPr>
                 <w:b w:val="1"/>
+                <w:bCs w:val="1"/>
                 <w:rtl w:val="0"/>
               </w:rPr>
               <w:t xml:space="preserve">Call To Order</w:t>
@@ -178,11 +182,13 @@
               <w:jc w:val="left"/>
               <w:rPr>
                 <w:b w:val="1"/>
+                <w:bCs w:val="1"/>
               </w:rPr>
             </w:pPr>
             <w:r>
               <w:rPr>
                 <w:b w:val="1"/>
+                <w:bCs w:val="1"/>
                 <w:rtl w:val="0"/>
               </w:rPr>
               <w:t xml:space="preserve">Roll Call</w:t>
@@ -288,11 +294,13 @@
                     <w:jc w:val="left"/>
                     <w:rPr>
                       <w:b w:val="1"/>
+                      <w:bCs w:val="1"/>
                     </w:rPr>
                   </w:pPr>
                   <w:r>
                     <w:rPr>
                       <w:b w:val="1"/>
+                      <w:bCs w:val="1"/>
                       <w:rtl w:val="0"/>
                     </w:rPr>
                     <w:t xml:space="preserve">Chair</w:t>
@@ -411,11 +419,13 @@
                     <w:jc w:val="left"/>
                     <w:rPr>
                       <w:b w:val="1"/>
+                      <w:bCs w:val="1"/>
                     </w:rPr>
                   </w:pPr>
                   <w:r>
                     <w:rPr>
                       <w:b w:val="1"/>
+                      <w:bCs w:val="1"/>
                       <w:rtl w:val="0"/>
                     </w:rPr>
                     <w:t xml:space="preserve">Vice Chair</w:t>
@@ -534,11 +544,13 @@
                     <w:jc w:val="left"/>
                     <w:rPr>
                       <w:b w:val="1"/>
+                      <w:bCs w:val="1"/>
                     </w:rPr>
                   </w:pPr>
                   <w:r>
                     <w:rPr>
                       <w:b w:val="1"/>
+                      <w:bCs w:val="1"/>
                       <w:rtl w:val="0"/>
                     </w:rPr>
                     <w:t xml:space="preserve">Secretary</w:t>
@@ -656,11 +668,13 @@
                     <w:jc w:val="left"/>
                     <w:rPr>
                       <w:b w:val="1"/>
+                      <w:bCs w:val="1"/>
                     </w:rPr>
                   </w:pPr>
                   <w:r>
                     <w:rPr>
                       <w:b w:val="1"/>
+                      <w:bCs w:val="1"/>
                       <w:rtl w:val="0"/>
                     </w:rPr>
                     <w:t xml:space="preserve">Treasurer</w:t>
@@ -807,11 +821,13 @@
               <w:jc w:val="left"/>
               <w:rPr>
                 <w:b w:val="1"/>
+                <w:bCs w:val="1"/>
               </w:rPr>
             </w:pPr>
             <w:r>
               <w:rPr>
                 <w:b w:val="1"/>
+                <w:bCs w:val="1"/>
                 <w:rtl w:val="0"/>
               </w:rPr>
               <w:t xml:space="preserve">Approval Of The Agenda</w:t>
@@ -915,11 +931,13 @@
                     <w:jc w:val="left"/>
                     <w:rPr>
                       <w:b w:val="1"/>
+                      <w:bCs w:val="1"/>
                     </w:rPr>
                   </w:pPr>
                   <w:r>
                     <w:rPr>
                       <w:b w:val="1"/>
+                      <w:bCs w:val="1"/>
                       <w:rtl w:val="0"/>
                     </w:rPr>
                     <w:t xml:space="preserve">Motion</w:t>
@@ -1000,11 +1018,13 @@
                     <w:jc w:val="left"/>
                     <w:rPr>
                       <w:b w:val="1"/>
+                      <w:bCs w:val="1"/>
                     </w:rPr>
                   </w:pPr>
                   <w:r>
                     <w:rPr>
                       <w:b w:val="1"/>
+                      <w:bCs w:val="1"/>
                       <w:rtl w:val="0"/>
                     </w:rPr>
                     <w:t xml:space="preserve">Second</w:t>
@@ -1114,11 +1134,13 @@
               <w:jc w:val="left"/>
               <w:rPr>
                 <w:b w:val="1"/>
+                <w:bCs w:val="1"/>
               </w:rPr>
             </w:pPr>
             <w:r>
               <w:rPr>
                 <w:b w:val="1"/>
+                <w:bCs w:val="1"/>
                 <w:rtl w:val="0"/>
               </w:rPr>
               <w:t xml:space="preserve">Secretary’s Report</w:t>
@@ -1222,11 +1244,13 @@
                     <w:jc w:val="left"/>
                     <w:rPr>
                       <w:b w:val="1"/>
+                      <w:bCs w:val="1"/>
                     </w:rPr>
                   </w:pPr>
                   <w:r>
                     <w:rPr>
                       <w:b w:val="1"/>
+                      <w:bCs w:val="1"/>
                       <w:rtl w:val="0"/>
                     </w:rPr>
                     <w:t xml:space="preserve">Motion</w:t>
@@ -1307,11 +1331,13 @@
                     <w:jc w:val="left"/>
                     <w:rPr>
                       <w:b w:val="1"/>
+                      <w:bCs w:val="1"/>
                     </w:rPr>
                   </w:pPr>
                   <w:r>
                     <w:rPr>
                       <w:b w:val="1"/>
+                      <w:bCs w:val="1"/>
                       <w:rtl w:val="0"/>
                     </w:rPr>
                     <w:t xml:space="preserve">Second</w:t>
@@ -1420,11 +1446,13 @@
               <w:jc w:val="left"/>
               <w:rPr>
                 <w:b w:val="1"/>
+                <w:bCs w:val="1"/>
               </w:rPr>
             </w:pPr>
             <w:r>
               <w:rPr>
                 <w:b w:val="1"/>
+                <w:bCs w:val="1"/>
                 <w:rtl w:val="0"/>
               </w:rPr>
               <w:t xml:space="preserve">Treasurer’s Report</w:t>
@@ -1528,11 +1556,13 @@
                     <w:jc w:val="left"/>
                     <w:rPr>
                       <w:b w:val="1"/>
+                      <w:bCs w:val="1"/>
                     </w:rPr>
                   </w:pPr>
                   <w:r>
                     <w:rPr>
                       <w:b w:val="1"/>
+                      <w:bCs w:val="1"/>
                       <w:rtl w:val="0"/>
                     </w:rPr>
                     <w:t xml:space="preserve">Motion</w:t>
@@ -1612,11 +1642,13 @@
                     <w:jc w:val="left"/>
                     <w:rPr>
                       <w:b w:val="1"/>
+                      <w:bCs w:val="1"/>
                     </w:rPr>
                   </w:pPr>
                   <w:r>
                     <w:rPr>
                       <w:b w:val="1"/>
+                      <w:bCs w:val="1"/>
                       <w:rtl w:val="0"/>
                     </w:rPr>
                     <w:t xml:space="preserve">Second</w:t>
@@ -1724,11 +1756,13 @@
               <w:jc w:val="left"/>
               <w:rPr>
                 <w:b w:val="1"/>
+                <w:bCs w:val="1"/>
               </w:rPr>
             </w:pPr>
             <w:r>
               <w:rPr>
                 <w:b w:val="1"/>
+                <w:bCs w:val="1"/>
                 <w:rtl w:val="0"/>
               </w:rPr>
               <w:t xml:space="preserve">Old Business</w:t>
@@ -1809,11 +1843,13 @@
               <w:jc w:val="left"/>
               <w:rPr>
                 <w:b w:val="1"/>
+                <w:bCs w:val="1"/>
               </w:rPr>
             </w:pPr>
             <w:r>
               <w:rPr>
                 <w:b w:val="1"/>
+                <w:bCs w:val="1"/>
                 <w:rtl w:val="0"/>
               </w:rPr>
               <w:t xml:space="preserve">New Business</w:t>
@@ -1894,11 +1930,13 @@
               <w:jc w:val="left"/>
               <w:rPr>
                 <w:b w:val="1"/>
+                <w:bCs w:val="1"/>
               </w:rPr>
             </w:pPr>
             <w:r>
               <w:rPr>
                 <w:b w:val="1"/>
+                <w:bCs w:val="1"/>
                 <w:rtl w:val="0"/>
               </w:rPr>
               <w:t xml:space="preserve">Open Discussion</w:t>
@@ -1978,11 +2016,13 @@
               <w:jc w:val="left"/>
               <w:rPr>
                 <w:b w:val="1"/>
+                <w:bCs w:val="1"/>
               </w:rPr>
             </w:pPr>
             <w:r>
               <w:rPr>
                 <w:b w:val="1"/>
+                <w:bCs w:val="1"/>
                 <w:rtl w:val="0"/>
               </w:rPr>
               <w:t xml:space="preserve">Adjourn</w:t>
@@ -2383,6 +2423,7 @@
     </w:pPr>
     <w:rPr>
       <w:b w:val="0"/>
+      <w:bCs w:val="0"/>
       <w:sz w:val="32"/>
       <w:szCs w:val="32"/>
     </w:rPr>
@@ -2399,6 +2440,7 @@
     </w:pPr>
     <w:rPr>
       <w:b w:val="0"/>
+      <w:bCs w:val="0"/>
       <w:color w:val="434343"/>
       <w:sz w:val="28"/>
       <w:szCs w:val="28"/>
@@ -2448,6 +2490,7 @@
     </w:pPr>
     <w:rPr>
       <w:i w:val="1"/>
+      <w:iCs w:val="1"/>
       <w:color w:val="666666"/>
       <w:sz w:val="22"/>
       <w:szCs w:val="22"/>
@@ -2481,6 +2524,7 @@
     <w:rPr>
       <w:rFonts w:ascii="Arial" w:cs="Arial" w:eastAsia="Arial" w:hAnsi="Arial"/>
       <w:i w:val="0"/>
+      <w:iCs w:val="0"/>
       <w:color w:val="666666"/>
       <w:sz w:val="30"/>
       <w:szCs w:val="30"/>
